--- a/escola-de-obra/06-curso-inspecao/kit/relatorio/termo-liberacao.docx
+++ b/escola-de-obra/06-curso-inspecao/kit/relatorio/termo-liberacao.docx
@@ -36,7 +36,7 @@
           <w:color w:val="9C6500"/>
           <w:sz w:val="17"/>
         </w:rPr>
-        <w:t>COMO USAR: um termo por peça/concretagem, preenchido na VÉSPERA a partir do Checklist Mestre. Anexar o checklist e as fotos. Alterações de armação/fôrma/escoramento são alçada do projetista (NBR 6118/15696).</w:t>
+        <w:t>COMO USAR: um termo por peça/concretagem, preenchido na VÉSPERA a partir do Checklist Mestre. Anexar o checklist e as fotos. Alterações de armação/fôrma/escoramento são alçada do projetista (NBR 6118:2023/15696).</w:t>
       </w:r>
     </w:p>
     <w:p>
